--- a/JAC Objective Bravo.docx
+++ b/JAC Objective Bravo.docx
@@ -510,41 +510,231 @@
           <w:sz w:val="24"/>
           <w:szCs w:val="24"/>
         </w:rPr>
-        <w:t>Check the [Insert specific spot like: "left-side piling" or "under the beam"] for more.</w:t>
-      </w:r>
-    </w:p>
-    <w:p>
-      <w:pPr>
-        <w:rPr>
-          <w:rFonts w:ascii="Courier New" w:hAnsi="Courier New" w:cs="Courier New"/>
-          <w:sz w:val="24"/>
-          <w:szCs w:val="24"/>
-        </w:rPr>
-      </w:pPr>
-      <w:r>
-        <w:rPr>
-          <w:rFonts w:ascii="Courier New" w:hAnsi="Courier New" w:cs="Courier New"/>
-          <w:sz w:val="24"/>
-          <w:szCs w:val="24"/>
-        </w:rPr>
-        <w:t>Beneath the sturdy timber, out of casual sight,</w:t>
-      </w:r>
-    </w:p>
-    <w:p>
-      <w:pPr>
-        <w:rPr>
-          <w:rFonts w:ascii="Courier New" w:hAnsi="Courier New" w:cs="Courier New"/>
-          <w:sz w:val="24"/>
-          <w:szCs w:val="24"/>
-        </w:rPr>
-      </w:pPr>
-      <w:r>
-        <w:rPr>
-          <w:rFonts w:ascii="Courier New" w:hAnsi="Courier New" w:cs="Courier New"/>
-          <w:sz w:val="24"/>
-          <w:szCs w:val="24"/>
-        </w:rPr>
-        <w:t>A fragment of data is tucked away tight.</w:t>
+        <w:t>For the timber is busy with "civilians" galore.</w:t>
+      </w:r>
+    </w:p>
+    <w:p>
+      <w:pPr>
+        <w:rPr>
+          <w:rFonts w:ascii="Courier New" w:hAnsi="Courier New" w:cs="Courier New"/>
+          <w:sz w:val="24"/>
+          <w:szCs w:val="24"/>
+        </w:rPr>
+      </w:pPr>
+      <w:r>
+        <w:rPr>
+          <w:rFonts w:ascii="Courier New" w:hAnsi="Courier New" w:cs="Courier New"/>
+          <w:sz w:val="24"/>
+          <w:szCs w:val="24"/>
+        </w:rPr>
+        <w:t>To keep out of sight, follow the trail to the South,</w:t>
+      </w:r>
+    </w:p>
+    <w:p>
+      <w:pPr>
+        <w:rPr>
+          <w:rFonts w:ascii="Courier New" w:hAnsi="Courier New" w:cs="Courier New"/>
+          <w:sz w:val="24"/>
+          <w:szCs w:val="24"/>
+        </w:rPr>
+      </w:pPr>
+      <w:r>
+        <w:rPr>
+          <w:rFonts w:ascii="Courier New" w:hAnsi="Courier New" w:cs="Courier New"/>
+          <w:sz w:val="24"/>
+          <w:szCs w:val="24"/>
+        </w:rPr>
+        <w:t>T</w:t>
+      </w:r>
+      <w:r>
+        <w:rPr>
+          <w:rFonts w:ascii="Courier New" w:hAnsi="Courier New" w:cs="Courier New"/>
+          <w:sz w:val="24"/>
+          <w:szCs w:val="24"/>
+        </w:rPr>
+        <w:t>he winding path leads</w:t>
+      </w:r>
+      <w:r>
+        <w:rPr>
+          <w:rFonts w:ascii="Courier New" w:hAnsi="Courier New" w:cs="Courier New"/>
+          <w:sz w:val="24"/>
+          <w:szCs w:val="24"/>
+        </w:rPr>
+        <w:t xml:space="preserve"> away</w:t>
+      </w:r>
+      <w:r>
+        <w:rPr>
+          <w:rFonts w:ascii="Courier New" w:hAnsi="Courier New" w:cs="Courier New"/>
+          <w:sz w:val="24"/>
+          <w:szCs w:val="24"/>
+        </w:rPr>
+        <w:t xml:space="preserve"> from the pond’s quiet mouth.</w:t>
+      </w:r>
+    </w:p>
+    <w:p>
+      <w:pPr>
+        <w:rPr>
+          <w:rFonts w:ascii="Courier New" w:hAnsi="Courier New" w:cs="Courier New"/>
+          <w:sz w:val="24"/>
+          <w:szCs w:val="24"/>
+        </w:rPr>
+      </w:pPr>
+      <w:r>
+        <w:rPr>
+          <w:rFonts w:ascii="Courier New" w:hAnsi="Courier New" w:cs="Courier New"/>
+          <w:sz w:val="24"/>
+          <w:szCs w:val="24"/>
+        </w:rPr>
+        <w:t>Hike till a wooden fence starts on the line,</w:t>
+      </w:r>
+    </w:p>
+    <w:p>
+      <w:pPr>
+        <w:rPr>
+          <w:rFonts w:ascii="Courier New" w:hAnsi="Courier New" w:cs="Courier New"/>
+          <w:sz w:val="24"/>
+          <w:szCs w:val="24"/>
+        </w:rPr>
+      </w:pPr>
+      <w:r>
+        <w:rPr>
+          <w:rFonts w:ascii="Courier New" w:hAnsi="Courier New" w:cs="Courier New"/>
+          <w:sz w:val="24"/>
+          <w:szCs w:val="24"/>
+        </w:rPr>
+        <w:t>Then halt your progression and look for the sign.</w:t>
+      </w:r>
+    </w:p>
+    <w:p>
+      <w:pPr>
+        <w:rPr>
+          <w:rFonts w:ascii="Courier New" w:hAnsi="Courier New" w:cs="Courier New"/>
+          <w:sz w:val="24"/>
+          <w:szCs w:val="24"/>
+        </w:rPr>
+      </w:pPr>
+      <w:r>
+        <w:rPr>
+          <w:rFonts w:ascii="Courier New" w:hAnsi="Courier New" w:cs="Courier New"/>
+          <w:sz w:val="24"/>
+          <w:szCs w:val="24"/>
+        </w:rPr>
+        <w:t>A tree or a bush lies dead near the first post,</w:t>
+      </w:r>
+    </w:p>
+    <w:p>
+      <w:pPr>
+        <w:rPr>
+          <w:rFonts w:ascii="Courier New" w:hAnsi="Courier New" w:cs="Courier New"/>
+          <w:sz w:val="24"/>
+          <w:szCs w:val="24"/>
+        </w:rPr>
+      </w:pPr>
+      <w:r>
+        <w:rPr>
+          <w:rFonts w:ascii="Courier New" w:hAnsi="Courier New" w:cs="Courier New"/>
+          <w:sz w:val="24"/>
+          <w:szCs w:val="24"/>
+        </w:rPr>
+        <w:t xml:space="preserve">Guarding the fragment like a </w:t>
+      </w:r>
+      <w:r>
+        <w:rPr>
+          <w:rFonts w:ascii="Courier New" w:hAnsi="Courier New" w:cs="Courier New"/>
+          <w:sz w:val="24"/>
+          <w:szCs w:val="24"/>
+        </w:rPr>
+        <w:t>grassy</w:t>
+      </w:r>
+      <w:r>
+        <w:rPr>
+          <w:rFonts w:ascii="Courier New" w:hAnsi="Courier New" w:cs="Courier New"/>
+          <w:sz w:val="24"/>
+          <w:szCs w:val="24"/>
+        </w:rPr>
+        <w:t xml:space="preserve"> grey ghost.</w:t>
+      </w:r>
+    </w:p>
+    <w:p>
+      <w:pPr>
+        <w:rPr>
+          <w:rFonts w:ascii="Courier New" w:hAnsi="Courier New" w:cs="Courier New"/>
+          <w:sz w:val="24"/>
+          <w:szCs w:val="24"/>
+        </w:rPr>
+      </w:pPr>
+      <w:r>
+        <w:rPr>
+          <w:rFonts w:ascii="Courier New" w:hAnsi="Courier New" w:cs="Courier New"/>
+          <w:sz w:val="24"/>
+          <w:szCs w:val="24"/>
+        </w:rPr>
+        <w:t>Reach into the hollows where the old branches twine,</w:t>
+      </w:r>
+    </w:p>
+    <w:p>
+      <w:pPr>
+        <w:rPr>
+          <w:rFonts w:ascii="Courier New" w:hAnsi="Courier New" w:cs="Courier New"/>
+          <w:sz w:val="24"/>
+          <w:szCs w:val="24"/>
+        </w:rPr>
+      </w:pPr>
+      <w:r>
+        <w:rPr>
+          <w:rFonts w:ascii="Courier New" w:hAnsi="Courier New" w:cs="Courier New"/>
+          <w:sz w:val="24"/>
+          <w:szCs w:val="24"/>
+        </w:rPr>
+        <w:t>The Pi</w:t>
+      </w:r>
+      <w:r>
+        <w:rPr>
+          <w:rFonts w:ascii="Courier New" w:hAnsi="Courier New" w:cs="Courier New"/>
+          <w:sz w:val="24"/>
+          <w:szCs w:val="24"/>
+        </w:rPr>
+        <w:t>n</w:t>
+      </w:r>
+      <w:r>
+        <w:rPr>
+          <w:rFonts w:ascii="Courier New" w:hAnsi="Courier New" w:cs="Courier New"/>
+          <w:sz w:val="24"/>
+          <w:szCs w:val="24"/>
+        </w:rPr>
+        <w:t>EC</w:t>
+      </w:r>
+      <w:r>
+        <w:rPr>
+          <w:rFonts w:ascii="Courier New" w:hAnsi="Courier New" w:cs="Courier New"/>
+          <w:sz w:val="24"/>
+          <w:szCs w:val="24"/>
+        </w:rPr>
+        <w:t>o</w:t>
+      </w:r>
+      <w:r>
+        <w:rPr>
+          <w:rFonts w:ascii="Courier New" w:hAnsi="Courier New" w:cs="Courier New"/>
+          <w:sz w:val="24"/>
+          <w:szCs w:val="24"/>
+        </w:rPr>
+        <w:t>N</w:t>
+      </w:r>
+      <w:r>
+        <w:rPr>
+          <w:rFonts w:ascii="Courier New" w:hAnsi="Courier New" w:cs="Courier New"/>
+          <w:sz w:val="24"/>
+          <w:szCs w:val="24"/>
+        </w:rPr>
+        <w:t>e</w:t>
+      </w:r>
+      <w:r>
+        <w:rPr>
+          <w:rFonts w:ascii="Courier New" w:hAnsi="Courier New" w:cs="Courier New"/>
+          <w:sz w:val="24"/>
+          <w:szCs w:val="24"/>
+        </w:rPr>
+        <w:t xml:space="preserve"> is waiting—the intel is mine.</w:t>
       </w:r>
     </w:p>
     <w:p>
